--- a/ECRITS_NIYYAH/tafakkur_questions.docx
+++ b/ECRITS_NIYYAH/tafakkur_questions.docx
@@ -43,7 +43,7 @@
           <w:sz w:val="22"/>
           <w:szCs w:val="22"/>
         </w:rPr>
-        <w:t xml:space="preserve">Tu crois qu’Allâh est en colère contre toi ? Sa miséricorde précède Sa colère. C’est un hadith authentique. C’est inscrit avant tout. Tu n’es pas l’exception.</w:t>
+        <w:t xml:space="preserve">Sa miséricorde précède Sa colère. C’est un hadith authentique. C’est inscrit avant tout. Quand tu doutes d’être aimé d’Allâh — souviens-toi : tu n’es pas l’exception.</w:t>
       </w:r>
     </w:p>
     <w:p>
@@ -8415,7 +8415,20 @@
           <w:sz w:val="22"/>
           <w:szCs w:val="22"/>
         </w:rPr>
-        <w:t xml:space="preserve">Qui a déjà fait pleuvoir sur des terres où personne ne priait ?\n\nAr-Rahmān — Le Tout-Miséricordieux</w:t>
+        <w:t xml:space="preserve">Qui a déjà fait pleuvoir sur des terres où personne ne priait ?</w:t>
+      </w:r>
+    </w:p>
+    <w:p>
+      <w:pPr>
+        <w:spacing w:after="60"/>
+      </w:pPr>
+      <w:r>
+        <w:rPr>
+          <w:rFonts w:ascii="Cormorant Garamond" w:cs="Cormorant Garamond" w:eastAsia="Cormorant Garamond" w:hAnsi="Cormorant Garamond"/>
+          <w:sz w:val="22"/>
+          <w:szCs w:val="22"/>
+        </w:rPr>
+        <w:t xml:space="preserve">Ar-Rahmān — Le Tout-Miséricordieux</w:t>
       </w:r>
     </w:p>
     <w:p>
@@ -8467,7 +8480,20 @@
           <w:sz w:val="22"/>
           <w:szCs w:val="22"/>
         </w:rPr>
-        <w:t xml:space="preserve">Qui veille pendant que tu dors sans serrure ?\n\nAl-Mu'min — La Sauvegarde</w:t>
+        <w:t xml:space="preserve">Qui veille pendant que tu dors sans serrure ?</w:t>
+      </w:r>
+    </w:p>
+    <w:p>
+      <w:pPr>
+        <w:spacing w:after="60"/>
+      </w:pPr>
+      <w:r>
+        <w:rPr>
+          <w:rFonts w:ascii="Cormorant Garamond" w:cs="Cormorant Garamond" w:eastAsia="Cormorant Garamond" w:hAnsi="Cormorant Garamond"/>
+          <w:sz w:val="22"/>
+          <w:szCs w:val="22"/>
+        </w:rPr>
+        <w:t xml:space="preserve">Al-Mu'min — La Sauvegarde</w:t>
       </w:r>
     </w:p>
     <w:p>
@@ -8519,7 +8545,20 @@
           <w:sz w:val="22"/>
           <w:szCs w:val="22"/>
         </w:rPr>
-        <w:t xml:space="preserve">Tout glisse, tout passe — qui retient ce qui ne doit pas tomber ?\n\nAl-Muhaymin — Le Préservateur</w:t>
+        <w:t xml:space="preserve">Tout glisse, tout passe — qui retient ce qui ne doit pas tomber ?</w:t>
+      </w:r>
+    </w:p>
+    <w:p>
+      <w:pPr>
+        <w:spacing w:after="60"/>
+      </w:pPr>
+      <w:r>
+        <w:rPr>
+          <w:rFonts w:ascii="Cormorant Garamond" w:cs="Cormorant Garamond" w:eastAsia="Cormorant Garamond" w:hAnsi="Cormorant Garamond"/>
+          <w:sz w:val="22"/>
+          <w:szCs w:val="22"/>
+        </w:rPr>
+        <w:t xml:space="preserve">Al-Muhaymin — Le Préservateur</w:t>
       </w:r>
     </w:p>
     <w:p>
@@ -8571,7 +8610,20 @@
           <w:sz w:val="22"/>
           <w:szCs w:val="22"/>
         </w:rPr>
-        <w:t xml:space="preserve">Une fracture invisible en toi — qui l'a remise en place sans que tu saches ?\n\nAl-Jabbār — Celui qui répare</w:t>
+        <w:t xml:space="preserve">Une fracture invisible en toi — qui l'a remise en place sans que tu saches ?</w:t>
+      </w:r>
+    </w:p>
+    <w:p>
+      <w:pPr>
+        <w:spacing w:after="60"/>
+      </w:pPr>
+      <w:r>
+        <w:rPr>
+          <w:rFonts w:ascii="Cormorant Garamond" w:cs="Cormorant Garamond" w:eastAsia="Cormorant Garamond" w:hAnsi="Cormorant Garamond"/>
+          <w:sz w:val="22"/>
+          <w:szCs w:val="22"/>
+        </w:rPr>
+        <w:t xml:space="preserve">Al-Jabbār — Celui qui répare</w:t>
       </w:r>
     </w:p>
     <w:p>
@@ -8623,7 +8675,20 @@
           <w:sz w:val="22"/>
           <w:szCs w:val="22"/>
         </w:rPr>
-        <w:t xml:space="preserve">Avant ta naissance, qui t'a pensé ?\n\nAl-Khāliq — Le Créateur</w:t>
+        <w:t xml:space="preserve">Avant ta naissance, qui t'a pensé ?</w:t>
+      </w:r>
+    </w:p>
+    <w:p>
+      <w:pPr>
+        <w:spacing w:after="60"/>
+      </w:pPr>
+      <w:r>
+        <w:rPr>
+          <w:rFonts w:ascii="Cormorant Garamond" w:cs="Cormorant Garamond" w:eastAsia="Cormorant Garamond" w:hAnsi="Cormorant Garamond"/>
+          <w:sz w:val="22"/>
+          <w:szCs w:val="22"/>
+        </w:rPr>
+        <w:t xml:space="preserve">Al-Khāliq — Le Créateur</w:t>
       </w:r>
     </w:p>
     <w:p>
@@ -8675,7 +8740,20 @@
           <w:sz w:val="22"/>
           <w:szCs w:val="22"/>
         </w:rPr>
-        <w:t xml:space="preserve">Avant que tu sois — il n'y avait rien de toi. Maintenant tu es. Comment ?\n\nAl-Bāri' — Celui qui fait exister du néant</w:t>
+        <w:t xml:space="preserve">Avant que tu sois — il n'y avait rien de toi. Maintenant tu es. Comment ?</w:t>
+      </w:r>
+    </w:p>
+    <w:p>
+      <w:pPr>
+        <w:spacing w:after="60"/>
+      </w:pPr>
+      <w:r>
+        <w:rPr>
+          <w:rFonts w:ascii="Cormorant Garamond" w:cs="Cormorant Garamond" w:eastAsia="Cormorant Garamond" w:hAnsi="Cormorant Garamond"/>
+          <w:sz w:val="22"/>
+          <w:szCs w:val="22"/>
+        </w:rPr>
+        <w:t xml:space="preserve">Al-Bāri' — Celui qui fait exister du néant</w:t>
       </w:r>
     </w:p>
     <w:p>
@@ -8727,7 +8805,20 @@
           <w:sz w:val="22"/>
           <w:szCs w:val="22"/>
         </w:rPr>
-        <w:t xml:space="preserve">Ton visage est unique sur 8 milliards. Qui a tenu le pinceau ?\n\nAl-Musawwir — Celui qui façonne</w:t>
+        <w:t xml:space="preserve">Ton visage est unique sur 8 milliards. Qui a tenu le pinceau ?</w:t>
+      </w:r>
+    </w:p>
+    <w:p>
+      <w:pPr>
+        <w:spacing w:after="60"/>
+      </w:pPr>
+      <w:r>
+        <w:rPr>
+          <w:rFonts w:ascii="Cormorant Garamond" w:cs="Cormorant Garamond" w:eastAsia="Cormorant Garamond" w:hAnsi="Cormorant Garamond"/>
+          <w:sz w:val="22"/>
+          <w:szCs w:val="22"/>
+        </w:rPr>
+        <w:t xml:space="preserve">Al-Musawwir — Celui qui façonne</w:t>
       </w:r>
     </w:p>
     <w:p>
@@ -8779,7 +8870,20 @@
           <w:sz w:val="22"/>
           <w:szCs w:val="22"/>
         </w:rPr>
-        <w:t xml:space="preserve">Le souffle que tu prends à l'instant — qui te l'a tendu ?\n\nAl-Wahhāb — Le Donateur</w:t>
+        <w:t xml:space="preserve">Le souffle que tu prends à l'instant — qui te l'a tendu ?</w:t>
+      </w:r>
+    </w:p>
+    <w:p>
+      <w:pPr>
+        <w:spacing w:after="60"/>
+      </w:pPr>
+      <w:r>
+        <w:rPr>
+          <w:rFonts w:ascii="Cormorant Garamond" w:cs="Cormorant Garamond" w:eastAsia="Cormorant Garamond" w:hAnsi="Cormorant Garamond"/>
+          <w:sz w:val="22"/>
+          <w:szCs w:val="22"/>
+        </w:rPr>
+        <w:t xml:space="preserve">Al-Wahhāb — Le Donateur</w:t>
       </w:r>
     </w:p>
     <w:p>
@@ -8831,7 +8935,20 @@
           <w:sz w:val="22"/>
           <w:szCs w:val="22"/>
         </w:rPr>
-        <w:t xml:space="preserve">Qui entend la phrase que tu n'as jamais prononcée à voix haute ?\n\nAs-Samī' — L'Audient</w:t>
+        <w:t xml:space="preserve">Qui entend la phrase que tu n'as jamais prononcée à voix haute ?</w:t>
+      </w:r>
+    </w:p>
+    <w:p>
+      <w:pPr>
+        <w:spacing w:after="60"/>
+      </w:pPr>
+      <w:r>
+        <w:rPr>
+          <w:rFonts w:ascii="Cormorant Garamond" w:cs="Cormorant Garamond" w:eastAsia="Cormorant Garamond" w:hAnsi="Cormorant Garamond"/>
+          <w:sz w:val="22"/>
+          <w:szCs w:val="22"/>
+        </w:rPr>
+        <w:t xml:space="preserve">As-Samī' — L'Audient</w:t>
       </w:r>
     </w:p>
     <w:p>
@@ -8883,7 +9000,20 @@
           <w:sz w:val="22"/>
           <w:szCs w:val="22"/>
         </w:rPr>
-        <w:t xml:space="preserve">Tu caches ce que tu fais à minuit. Qui le voit comme à midi ?\n\nAl-Khabīr — Le Bien-Informé</w:t>
+        <w:t xml:space="preserve">Tu caches ce que tu fais à minuit. Qui le voit comme à midi ?</w:t>
+      </w:r>
+    </w:p>
+    <w:p>
+      <w:pPr>
+        <w:spacing w:after="60"/>
+      </w:pPr>
+      <w:r>
+        <w:rPr>
+          <w:rFonts w:ascii="Cormorant Garamond" w:cs="Cormorant Garamond" w:eastAsia="Cormorant Garamond" w:hAnsi="Cormorant Garamond"/>
+          <w:sz w:val="22"/>
+          <w:szCs w:val="22"/>
+        </w:rPr>
+        <w:t xml:space="preserve">Al-Khabīr — Le Bien-Informé</w:t>
       </w:r>
     </w:p>
     <w:p>
@@ -8935,7 +9065,20 @@
           <w:sz w:val="22"/>
           <w:szCs w:val="22"/>
         </w:rPr>
-        <w:t xml:space="preserve">Tu as connu un amour sans condition. D'où vient cette source en l'homme ?\n\nAl-Wadūd — Le Tout-Aimant</w:t>
+        <w:t xml:space="preserve">Tu as connu un amour sans condition. D'où vient cette source en l'homme ?</w:t>
+      </w:r>
+    </w:p>
+    <w:p>
+      <w:pPr>
+        <w:spacing w:after="60"/>
+      </w:pPr>
+      <w:r>
+        <w:rPr>
+          <w:rFonts w:ascii="Cormorant Garamond" w:cs="Cormorant Garamond" w:eastAsia="Cormorant Garamond" w:hAnsi="Cormorant Garamond"/>
+          <w:sz w:val="22"/>
+          <w:szCs w:val="22"/>
+        </w:rPr>
+        <w:t xml:space="preserve">Al-Wadūd — Le Tout-Aimant</w:t>
       </w:r>
     </w:p>
     <w:p>
@@ -8987,7 +9130,20 @@
           <w:sz w:val="22"/>
           <w:szCs w:val="22"/>
         </w:rPr>
-        <w:t xml:space="preserve">Une rencontre arrivée au bon moment — qui en a réglé l'horaire ?\n\nAl-Muqaddim — Celui qui avance</w:t>
+        <w:t xml:space="preserve">Une rencontre arrivée au bon moment — qui en a réglé l'horaire ?</w:t>
+      </w:r>
+    </w:p>
+    <w:p>
+      <w:pPr>
+        <w:spacing w:after="60"/>
+      </w:pPr>
+      <w:r>
+        <w:rPr>
+          <w:rFonts w:ascii="Cormorant Garamond" w:cs="Cormorant Garamond" w:eastAsia="Cormorant Garamond" w:hAnsi="Cormorant Garamond"/>
+          <w:sz w:val="22"/>
+          <w:szCs w:val="22"/>
+        </w:rPr>
+        <w:t xml:space="preserve">Al-Muqaddim — Celui qui avance</w:t>
       </w:r>
     </w:p>
     <w:p>
@@ -9039,7 +9195,20 @@
           <w:sz w:val="22"/>
           <w:szCs w:val="22"/>
         </w:rPr>
-        <w:t xml:space="preserve">Une bienveillance t'a touché sans que tu la mérites. Tu te souviens de qui ?\n\nAl-Barr — Le Bienveillant</w:t>
+        <w:t xml:space="preserve">Une bienveillance t'a touché sans que tu la mérites. Tu te souviens de qui ?</w:t>
+      </w:r>
+    </w:p>
+    <w:p>
+      <w:pPr>
+        <w:spacing w:after="60"/>
+      </w:pPr>
+      <w:r>
+        <w:rPr>
+          <w:rFonts w:ascii="Cormorant Garamond" w:cs="Cormorant Garamond" w:eastAsia="Cormorant Garamond" w:hAnsi="Cormorant Garamond"/>
+          <w:sz w:val="22"/>
+          <w:szCs w:val="22"/>
+        </w:rPr>
+        <w:t xml:space="preserve">Al-Barr — Le Bienveillant</w:t>
       </w:r>
     </w:p>
     <w:p>
@@ -9091,7 +9260,20 @@
           <w:sz w:val="22"/>
           <w:szCs w:val="22"/>
         </w:rPr>
-        <w:t xml:space="preserve">Tu as fauté. Tu te souviens. Lui efface. Pourquoi ?\n\nAl-'Afuww — L'Indulgent</w:t>
+        <w:t xml:space="preserve">Tu as fauté. Tu te souviens. Lui efface. Pourquoi ?</w:t>
+      </w:r>
+    </w:p>
+    <w:p>
+      <w:pPr>
+        <w:spacing w:after="60"/>
+      </w:pPr>
+      <w:r>
+        <w:rPr>
+          <w:rFonts w:ascii="Cormorant Garamond" w:cs="Cormorant Garamond" w:eastAsia="Cormorant Garamond" w:hAnsi="Cormorant Garamond"/>
+          <w:sz w:val="22"/>
+          <w:szCs w:val="22"/>
+        </w:rPr>
+        <w:t xml:space="preserve">Al-'Afuww — L'Indulgent</w:t>
       </w:r>
     </w:p>
     <w:p>
@@ -9143,7 +9325,20 @@
           <w:sz w:val="22"/>
           <w:szCs w:val="22"/>
         </w:rPr>
-        <w:t xml:space="preserve">Une suffisance t'est venue sans que tu aies tout calculé. Qui a déposé ?\n\nAl-Mughnī — Celui qui enrichit</w:t>
+        <w:t xml:space="preserve">Une suffisance t'est venue sans que tu aies tout calculé. Qui a déposé ?</w:t>
+      </w:r>
+    </w:p>
+    <w:p>
+      <w:pPr>
+        <w:spacing w:after="60"/>
+      </w:pPr>
+      <w:r>
+        <w:rPr>
+          <w:rFonts w:ascii="Cormorant Garamond" w:cs="Cormorant Garamond" w:eastAsia="Cormorant Garamond" w:hAnsi="Cormorant Garamond"/>
+          <w:sz w:val="22"/>
+          <w:szCs w:val="22"/>
+        </w:rPr>
+        <w:t xml:space="preserve">Al-Mughnī — Celui qui enrichit</w:t>
       </w:r>
     </w:p>
     <w:p>
@@ -9195,7 +9390,20 @@
           <w:sz w:val="22"/>
           <w:szCs w:val="22"/>
         </w:rPr>
-        <w:t xml:space="preserve">Tu as trouvé un chemin que tu n'avais pas cherché. Qui marchait devant ?\n\nAl-Hādī — Le Guide</w:t>
+        <w:t xml:space="preserve">Tu as trouvé un chemin que tu n'avais pas cherché. Qui marchait devant ?</w:t>
+      </w:r>
+    </w:p>
+    <w:p>
+      <w:pPr>
+        <w:spacing w:after="60"/>
+      </w:pPr>
+      <w:r>
+        <w:rPr>
+          <w:rFonts w:ascii="Cormorant Garamond" w:cs="Cormorant Garamond" w:eastAsia="Cormorant Garamond" w:hAnsi="Cormorant Garamond"/>
+          <w:sz w:val="22"/>
+          <w:szCs w:val="22"/>
+        </w:rPr>
+        <w:t xml:space="preserve">Al-Hādī — Le Guide</w:t>
       </w:r>
     </w:p>
     <w:p>
@@ -9247,7 +9455,20 @@
           <w:sz w:val="22"/>
           <w:szCs w:val="22"/>
         </w:rPr>
-        <w:t xml:space="preserve">Aucune fleur ne ressemble à une autre. Qui invente sans se répéter ?\n\nAl-Badī' — L'Inventeur</w:t>
+        <w:t xml:space="preserve">Aucune fleur ne ressemble à une autre. Qui invente sans se répéter ?</w:t>
+      </w:r>
+    </w:p>
+    <w:p>
+      <w:pPr>
+        <w:spacing w:after="60"/>
+      </w:pPr>
+      <w:r>
+        <w:rPr>
+          <w:rFonts w:ascii="Cormorant Garamond" w:cs="Cormorant Garamond" w:eastAsia="Cormorant Garamond" w:hAnsi="Cormorant Garamond"/>
+          <w:sz w:val="22"/>
+          <w:szCs w:val="22"/>
+        </w:rPr>
+        <w:t xml:space="preserve">Al-Badī' — L'Inventeur</w:t>
       </w:r>
     </w:p>
     <w:p>
@@ -9299,7 +9520,20 @@
           <w:sz w:val="22"/>
           <w:szCs w:val="22"/>
         </w:rPr>
-        <w:t xml:space="preserve">À qui revient tout ce que tu laisses derrière toi ?\n\nAl-Wārith — L'Héritier</w:t>
+        <w:t xml:space="preserve">À qui revient tout ce que tu laisses derrière toi ?</w:t>
+      </w:r>
+    </w:p>
+    <w:p>
+      <w:pPr>
+        <w:spacing w:after="60"/>
+      </w:pPr>
+      <w:r>
+        <w:rPr>
+          <w:rFonts w:ascii="Cormorant Garamond" w:cs="Cormorant Garamond" w:eastAsia="Cormorant Garamond" w:hAnsi="Cormorant Garamond"/>
+          <w:sz w:val="22"/>
+          <w:szCs w:val="22"/>
+        </w:rPr>
+        <w:t xml:space="preserve">Al-Wārith — L'Héritier</w:t>
       </w:r>
     </w:p>
     <w:p>

--- a/ECRITS_NIYYAH/tafakkur_questions.docx
+++ b/ECRITS_NIYYAH/tafakkur_questions.docx
@@ -43,7 +43,7 @@
           <w:sz w:val="22"/>
           <w:szCs w:val="22"/>
         </w:rPr>
-        <w:t xml:space="preserve">Sa miséricorde précède Sa colère. C’est un hadith authentique. C’est inscrit avant tout. Quand tu doutes d’être aimé d’Allâh — souviens-toi : tu n’es pas l’exception.</w:t>
+        <w:t xml:space="preserve">Sa miséricorde précède Sa colère. C’est un hadith authentique. C’est inscrit avant tout. Quand tu doutes d’être aimé d’Allah — souviens-toi : tu n’es pas l’exception.</w:t>
       </w:r>
     </w:p>
     <w:p>
@@ -95,7 +95,7 @@
           <w:sz w:val="22"/>
           <w:szCs w:val="22"/>
         </w:rPr>
-        <w:t xml:space="preserve">Tu penses qu’Il ne veut plus de toi ? Dans un hadith qudsi, Allâh dit : « Si vos péchés atteignaient les nuages du ciel et que vous reveniez à Moi, Je vous pardonnerais. » C’est Lui qui parle. Directement.</w:t>
+        <w:t xml:space="preserve">Tu penses qu’Il ne veut plus de toi ? Dans un hadith qudsi, Allah dit : « Si vos péchés atteignaient les nuages du ciel et que vous reveniez à Moi, Je vous pardonnerais. » C’est Lui qui parle. Directement.</w:t>
       </w:r>
     </w:p>
     <w:p>
@@ -511,7 +511,7 @@
           <w:sz w:val="22"/>
           <w:szCs w:val="22"/>
         </w:rPr>
-        <w:t xml:space="preserve">Tu doutes d’être aimé ? Allâh t’a donné 100 fois plus de raisons d’espérer que de craindre. 113 sourates sur 114 commencent par Sa Miséricorde. Une seule fois sur 114 — Sa rigueur passe en premier.</w:t>
+        <w:t xml:space="preserve">Tu doutes d’être aimé ? Allah t’a donné 100 fois plus de raisons d’espérer que de craindre. 113 sourates sur 114 commencent par Sa Miséricorde. Une seule fois sur 114 — Sa rigueur passe en premier.</w:t>
       </w:r>
     </w:p>
     <w:p>
@@ -927,7 +927,7 @@
           <w:sz w:val="22"/>
           <w:szCs w:val="22"/>
         </w:rPr>
-        <w:t xml:space="preserve">Tu te crois trop loin pour revenir ? Allâh dit : « Si Mon serviteur s’approche de Moi d’un empan, Je M’approche de lui d’une coudée. S’il vient à Moi en marchant, Je viens à lui en courant. » Tu n’as qu’un pas à faire. Le reste, Il le couvre.</w:t>
+        <w:t xml:space="preserve">Tu te crois trop loin pour revenir ? Allah dit : « Si Mon serviteur s’approche de Moi d’un empan, Je M’approche de lui d’une coudée. S’il vient à Moi en marchant, Je viens à lui en courant. » Tu n’as qu’un pas à faire. Le reste, Il le couvre.</w:t>
       </w:r>
     </w:p>
     <w:p>
@@ -979,7 +979,7 @@
           <w:sz w:val="22"/>
           <w:szCs w:val="22"/>
         </w:rPr>
-        <w:t xml:space="preserve">Tu as honte de revenir ? Plus tu reviens souvent, plus Il se réjouit. Le Prophète ﷺ a dit : « Allâh se réjouit du retour de Son serviteur plus qu’un homme qui retrouve sa monture perdue dans le désert. » Tu ne L’ennuies pas. Tu Le combles.</w:t>
+        <w:t xml:space="preserve">Tu as honte de revenir ? Plus tu reviens souvent, plus Il se réjouit. Le Prophète ﷺ a dit : « Allah se réjouit du retour de Son serviteur plus qu’un homme qui retrouve sa monture perdue dans le désert. » Tu ne L’ennuies pas. Tu Le combles.</w:t>
       </w:r>
     </w:p>
     <w:p>
@@ -1551,7 +1551,7 @@
           <w:sz w:val="22"/>
           <w:szCs w:val="22"/>
         </w:rPr>
-        <w:t xml:space="preserve">Tu veux savoir qui tu es vraiment ? Regarde ce que tu fais quand personne ne te regarde. Allâh, Lui, regarde toujours. Ce que tu fais dans le secret est ton vrai visage.</w:t>
+        <w:t xml:space="preserve">Tu veux savoir qui tu es vraiment ? Regarde ce que tu fais quand personne ne te regarde. Allah, Lui, regarde toujours. Ce que tu fais dans le secret est ton vrai visage.</w:t>
       </w:r>
     </w:p>
     <w:p>
@@ -1655,7 +1655,7 @@
           <w:sz w:val="22"/>
           <w:szCs w:val="22"/>
         </w:rPr>
-        <w:t xml:space="preserve">Tu pleures cette nuit ? Allâh entend ce que personne n’entend. Il voit ce que personne ne voit. Et Il aime particulièrement ceux qui pleurent dans le silence.</w:t>
+        <w:t xml:space="preserve">Tu pleures cette nuit ? Allah entend ce que personne n’entend. Il voit ce que personne ne voit. Et Il aime particulièrement ceux qui pleurent dans le silence.</w:t>
       </w:r>
     </w:p>
     <w:p>
@@ -1707,7 +1707,7 @@
           <w:sz w:val="22"/>
           <w:szCs w:val="22"/>
         </w:rPr>
-        <w:t xml:space="preserve">Tu as peur de la mort ? Le Prophète ﷺ a dit : « Allâh est plus tendre envers Son serviteur qu’une mère envers son enfant. » Une mère ne laisse pas mourir son enfant dans la peur. Il ne te laissera pas non plus.</w:t>
+        <w:t xml:space="preserve">Tu as peur de la mort ? Le Prophète ﷺ a dit : « Allah est plus tendre envers Son serviteur qu’une mère envers son enfant. » Une mère ne laisse pas mourir son enfant dans la peur. Il ne te laissera pas non plus.</w:t>
       </w:r>
     </w:p>
     <w:p>
@@ -1811,7 +1811,7 @@
           <w:sz w:val="22"/>
           <w:szCs w:val="22"/>
         </w:rPr>
-        <w:t xml:space="preserve">Allâh dit dans le Coran : « L’Heure approche, et la lune s’est fendue. » (Coran 54:1) Le verset commence par « approche » au passé. Le Coran considère que c’est déjà en marche depuis 14 siècles. Tu n’attends pas un évènement — tu vis dedans. Que portes-tu en toi à cet instant ?</w:t>
+        <w:t xml:space="preserve">Allah dit dans le Coran : « L’Heure approche, et la lune s’est fendue. » (Coran 54:1) Le verset commence par « approche » au passé. Le Coran considère que c’est déjà en marche depuis 14 siècles. Tu n’attends pas un évènement — tu vis dedans. Que portes-tu en toi à cet instant ?</w:t>
       </w:r>
     </w:p>
     <w:p>
